--- a/zht/docx/025.content.docx
+++ b/zht/docx/025.content.docx
@@ -19,7 +19,7 @@
         <w:rPr>
           <w:lang w:val="zh_TW" w:bidi="zh_TW"/>
         </w:rPr>
-        <w:t>Resource: Tyndale Open Study Notes</w:t>
+        <w:t>Resource: Aquifer Open Study Notes (Profiles)</w:t>
       </w:r>
       <w:r>
         <w:rPr>
@@ -112,7 +112,7 @@
         <w:rPr>
           <w:lang w:val="zh_TW" w:bidi="zh_TW"/>
         </w:rPr>
-        <w:t>Tyndale Open Study Notes</w:t>
+        <w:t>Aquifer Open Study Notes (Profiles)</w:t>
       </w:r>
     </w:p>
     <w:p>

--- a/zht/docx/025.content.docx
+++ b/zht/docx/025.content.docx
@@ -262,288 +262,186 @@
         </w:rPr>
         <w:t>，可能來自加利利的抹大拉，耶穌曾在她身上趕鬼（</w:t>
       </w:r>
-      <w:hyperlink r:id="rId13">
-        <w:r>
-          <w:rPr>
-            <w:lang w:val="zh_TW" w:bidi="zh_TW"/>
-          </w:rPr>
-          <w:rPr>
-            <w:color w:val="0000EE"/>
-            <w:u w:val="single"/>
-          </w:rPr>
-          <w:t>可16:9</w:t>
-        </w:r>
-      </w:hyperlink>
+      <w:r>
+        <w:rPr>
+          <w:lang w:val="zh_TW" w:bidi="zh_TW"/>
+        </w:rPr>
+        <w:t>可16:9</w:t>
+      </w:r>
       <w:r>
         <w:rPr>
           <w:lang w:val="zh_TW" w:bidi="zh_TW"/>
         </w:rPr>
         <w:t>）。她成為耶穌忠實的跟隨者，並用財物支持耶穌和門徒（</w:t>
       </w:r>
-      <w:hyperlink r:id="rId14">
-        <w:r>
-          <w:rPr>
-            <w:lang w:val="zh_TW" w:bidi="zh_TW"/>
-          </w:rPr>
-          <w:rPr>
-            <w:color w:val="0000EE"/>
-            <w:u w:val="single"/>
-          </w:rPr>
-          <w:t>路8:1–3</w:t>
-        </w:r>
-      </w:hyperlink>
+      <w:r>
+        <w:rPr>
+          <w:lang w:val="zh_TW" w:bidi="zh_TW"/>
+        </w:rPr>
+        <w:t>路8:1–3</w:t>
+      </w:r>
       <w:r>
         <w:rPr>
           <w:lang w:val="zh_TW" w:bidi="zh_TW"/>
         </w:rPr>
         <w:t>；另見</w:t>
       </w:r>
-      <w:hyperlink r:id="rId15">
-        <w:r>
-          <w:rPr>
-            <w:lang w:val="zh_TW" w:bidi="zh_TW"/>
-          </w:rPr>
-          <w:rPr>
-            <w:color w:val="0000EE"/>
-            <w:u w:val="single"/>
-          </w:rPr>
-          <w:t>太27:55–56</w:t>
-        </w:r>
-      </w:hyperlink>
+      <w:r>
+        <w:rPr>
+          <w:lang w:val="zh_TW" w:bidi="zh_TW"/>
+        </w:rPr>
+        <w:t>太27:55–56</w:t>
+      </w:r>
       <w:r>
         <w:rPr>
           <w:lang w:val="zh_TW" w:bidi="zh_TW"/>
         </w:rPr>
         <w:t>；</w:t>
       </w:r>
-      <w:hyperlink r:id="rId16">
-        <w:r>
-          <w:rPr>
-            <w:lang w:val="zh_TW" w:bidi="zh_TW"/>
-          </w:rPr>
-          <w:rPr>
-            <w:color w:val="0000EE"/>
-            <w:u w:val="single"/>
-          </w:rPr>
-          <w:t>可15:40–41</w:t>
-        </w:r>
-      </w:hyperlink>
+      <w:r>
+        <w:rPr>
+          <w:lang w:val="zh_TW" w:bidi="zh_TW"/>
+        </w:rPr>
+        <w:t>可15:40–41</w:t>
+      </w:r>
       <w:r>
         <w:rPr>
           <w:lang w:val="zh_TW" w:bidi="zh_TW"/>
         </w:rPr>
         <w:t>）。她親眼見證耶穌被釘十字架和安葬（</w:t>
       </w:r>
-      <w:hyperlink r:id="rId17">
-        <w:r>
-          <w:rPr>
-            <w:lang w:val="zh_TW" w:bidi="zh_TW"/>
-          </w:rPr>
-          <w:rPr>
-            <w:color w:val="0000EE"/>
-            <w:u w:val="single"/>
-          </w:rPr>
-          <w:t>太27:55–61</w:t>
-        </w:r>
-      </w:hyperlink>
+      <w:r>
+        <w:rPr>
+          <w:lang w:val="zh_TW" w:bidi="zh_TW"/>
+        </w:rPr>
+        <w:t>太27:55–61</w:t>
+      </w:r>
       <w:r>
         <w:rPr>
           <w:lang w:val="zh_TW" w:bidi="zh_TW"/>
         </w:rPr>
         <w:t>；</w:t>
       </w:r>
-      <w:hyperlink r:id="rId18">
-        <w:r>
-          <w:rPr>
-            <w:lang w:val="zh_TW" w:bidi="zh_TW"/>
-          </w:rPr>
-          <w:rPr>
-            <w:color w:val="0000EE"/>
-            <w:u w:val="single"/>
-          </w:rPr>
-          <w:t>可15:40–47</w:t>
-        </w:r>
-      </w:hyperlink>
+      <w:r>
+        <w:rPr>
+          <w:lang w:val="zh_TW" w:bidi="zh_TW"/>
+        </w:rPr>
+        <w:t>可15:40–47</w:t>
+      </w:r>
       <w:r>
         <w:rPr>
           <w:lang w:val="zh_TW" w:bidi="zh_TW"/>
         </w:rPr>
         <w:t>；</w:t>
       </w:r>
-      <w:hyperlink r:id="rId19">
-        <w:r>
-          <w:rPr>
-            <w:lang w:val="zh_TW" w:bidi="zh_TW"/>
-          </w:rPr>
-          <w:rPr>
-            <w:color w:val="0000EE"/>
-            <w:u w:val="single"/>
-          </w:rPr>
-          <w:t>約19:25</w:t>
-        </w:r>
-      </w:hyperlink>
+      <w:r>
+        <w:rPr>
+          <w:lang w:val="zh_TW" w:bidi="zh_TW"/>
+        </w:rPr>
+        <w:t>約19:25</w:t>
+      </w:r>
       <w:r>
         <w:rPr>
           <w:lang w:val="zh_TW" w:bidi="zh_TW"/>
         </w:rPr>
         <w:t>；參</w:t>
       </w:r>
-      <w:hyperlink r:id="rId20">
-        <w:r>
-          <w:rPr>
-            <w:lang w:val="zh_TW" w:bidi="zh_TW"/>
-          </w:rPr>
-          <w:rPr>
-            <w:color w:val="0000EE"/>
-            <w:u w:val="single"/>
-          </w:rPr>
-          <w:t>路23:49、</w:t>
-        </w:r>
-      </w:hyperlink>
-      <w:hyperlink r:id="rId21">
-        <w:r>
-          <w:rPr>
-            <w:lang w:val="zh_TW" w:bidi="zh_TW"/>
-          </w:rPr>
-          <w:rPr>
-            <w:color w:val="0000EE"/>
-            <w:u w:val="single"/>
-          </w:rPr>
-          <w:t>55–56</w:t>
-        </w:r>
-      </w:hyperlink>
+      <w:r>
+        <w:rPr>
+          <w:lang w:val="zh_TW" w:bidi="zh_TW"/>
+        </w:rPr>
+        <w:t>路23:49、</w:t>
+      </w:r>
+      <w:r>
+        <w:rPr>
+          <w:lang w:val="zh_TW" w:bidi="zh_TW"/>
+        </w:rPr>
+        <w:t>55–56</w:t>
+      </w:r>
       <w:r>
         <w:rPr>
           <w:lang w:val="zh_TW" w:bidi="zh_TW"/>
         </w:rPr>
         <w:t>）。週日清晨，她帶著香膏前往墳墓，是最早聽到耶穌已從死裡復活的人之一（</w:t>
       </w:r>
-      <w:hyperlink r:id="rId22">
-        <w:r>
-          <w:rPr>
-            <w:lang w:val="zh_TW" w:bidi="zh_TW"/>
-          </w:rPr>
-          <w:rPr>
-            <w:color w:val="0000EE"/>
-            <w:u w:val="single"/>
-          </w:rPr>
-          <w:t>太28:1–8</w:t>
-        </w:r>
-      </w:hyperlink>
+      <w:r>
+        <w:rPr>
+          <w:lang w:val="zh_TW" w:bidi="zh_TW"/>
+        </w:rPr>
+        <w:t>太28:1–8</w:t>
+      </w:r>
       <w:r>
         <w:rPr>
           <w:lang w:val="zh_TW" w:bidi="zh_TW"/>
         </w:rPr>
         <w:t>；</w:t>
       </w:r>
-      <w:hyperlink r:id="rId23">
-        <w:r>
-          <w:rPr>
-            <w:lang w:val="zh_TW" w:bidi="zh_TW"/>
-          </w:rPr>
-          <w:rPr>
-            <w:color w:val="0000EE"/>
-            <w:u w:val="single"/>
-          </w:rPr>
-          <w:t>可16:1–8</w:t>
-        </w:r>
-      </w:hyperlink>
+      <w:r>
+        <w:rPr>
+          <w:lang w:val="zh_TW" w:bidi="zh_TW"/>
+        </w:rPr>
+        <w:t>可16:1–8</w:t>
+      </w:r>
       <w:r>
         <w:rPr>
           <w:lang w:val="zh_TW" w:bidi="zh_TW"/>
         </w:rPr>
         <w:t>；</w:t>
       </w:r>
-      <w:hyperlink r:id="rId24">
-        <w:r>
-          <w:rPr>
-            <w:lang w:val="zh_TW" w:bidi="zh_TW"/>
-          </w:rPr>
-          <w:rPr>
-            <w:color w:val="0000EE"/>
-            <w:u w:val="single"/>
-          </w:rPr>
-          <w:t>路24:1–11、</w:t>
-        </w:r>
-      </w:hyperlink>
-      <w:hyperlink r:id="rId25">
-        <w:r>
-          <w:rPr>
-            <w:lang w:val="zh_TW" w:bidi="zh_TW"/>
-          </w:rPr>
-          <w:rPr>
-            <w:color w:val="0000EE"/>
-            <w:u w:val="single"/>
-          </w:rPr>
-          <w:t>22–24</w:t>
-        </w:r>
-      </w:hyperlink>
+      <w:r>
+        <w:rPr>
+          <w:lang w:val="zh_TW" w:bidi="zh_TW"/>
+        </w:rPr>
+        <w:t>路24:1–11、</w:t>
+      </w:r>
+      <w:r>
+        <w:rPr>
+          <w:lang w:val="zh_TW" w:bidi="zh_TW"/>
+        </w:rPr>
+        <w:t>22–24</w:t>
+      </w:r>
       <w:r>
         <w:rPr>
           <w:lang w:val="zh_TW" w:bidi="zh_TW"/>
         </w:rPr>
         <w:t>），她也是第一個見到復活耶穌的人（</w:t>
       </w:r>
-      <w:hyperlink r:id="rId26">
-        <w:r>
-          <w:rPr>
-            <w:lang w:val="zh_TW" w:bidi="zh_TW"/>
-          </w:rPr>
-          <w:rPr>
-            <w:color w:val="0000EE"/>
-            <w:u w:val="single"/>
-          </w:rPr>
-          <w:t>太28:9–10</w:t>
-        </w:r>
-      </w:hyperlink>
+      <w:r>
+        <w:rPr>
+          <w:lang w:val="zh_TW" w:bidi="zh_TW"/>
+        </w:rPr>
+        <w:t>太28:9–10</w:t>
+      </w:r>
       <w:r>
         <w:rPr>
           <w:lang w:val="zh_TW" w:bidi="zh_TW"/>
         </w:rPr>
         <w:t>；</w:t>
       </w:r>
-      <w:hyperlink r:id="rId27">
-        <w:r>
-          <w:rPr>
-            <w:lang w:val="zh_TW" w:bidi="zh_TW"/>
-          </w:rPr>
-          <w:rPr>
-            <w:color w:val="0000EE"/>
-            <w:u w:val="single"/>
-          </w:rPr>
-          <w:t>可16:9–11</w:t>
-        </w:r>
-      </w:hyperlink>
+      <w:r>
+        <w:rPr>
+          <w:lang w:val="zh_TW" w:bidi="zh_TW"/>
+        </w:rPr>
+        <w:t>可16:9–11</w:t>
+      </w:r>
       <w:r>
         <w:rPr>
           <w:lang w:val="zh_TW" w:bidi="zh_TW"/>
         </w:rPr>
         <w:t>；</w:t>
       </w:r>
-      <w:hyperlink r:id="rId28">
-        <w:r>
-          <w:rPr>
-            <w:lang w:val="zh_TW" w:bidi="zh_TW"/>
-          </w:rPr>
-          <w:rPr>
-            <w:color w:val="0000EE"/>
-            <w:u w:val="single"/>
-          </w:rPr>
-          <w:t>約20:1–2、</w:t>
-        </w:r>
-      </w:hyperlink>
-      <w:hyperlink r:id="rId29">
-        <w:r>
-          <w:rPr>
-            <w:lang w:val="zh_TW" w:bidi="zh_TW"/>
-          </w:rPr>
-          <w:rPr>
-            <w:color w:val="0000EE"/>
-            <w:u w:val="single"/>
-          </w:rPr>
-          <w:t>11–18</w:t>
-        </w:r>
-      </w:hyperlink>
+      <w:r>
+        <w:rPr>
+          <w:lang w:val="zh_TW" w:bidi="zh_TW"/>
+        </w:rPr>
+        <w:t>約20:1–2、</w:t>
+      </w:r>
+      <w:r>
+        <w:rPr>
+          <w:lang w:val="zh_TW" w:bidi="zh_TW"/>
+        </w:rPr>
+        <w:t>11–18</w:t>
+      </w:r>
       <w:r>
         <w:rPr>
           <w:lang w:val="zh_TW" w:bidi="zh_TW"/>
@@ -575,138 +473,90 @@
         </w:rPr>
         <w:t>，是在耶穌死於十字架和埋葬時在場的婦女之一（</w:t>
       </w:r>
-      <w:hyperlink r:id="rId17">
-        <w:r>
-          <w:rPr>
-            <w:lang w:val="zh_TW" w:bidi="zh_TW"/>
-          </w:rPr>
-          <w:rPr>
-            <w:color w:val="0000EE"/>
-            <w:u w:val="single"/>
-          </w:rPr>
-          <w:t>太27:55–61</w:t>
-        </w:r>
-      </w:hyperlink>
+      <w:r>
+        <w:rPr>
+          <w:lang w:val="zh_TW" w:bidi="zh_TW"/>
+        </w:rPr>
+        <w:t>太27:55–61</w:t>
+      </w:r>
       <w:r>
         <w:rPr>
           <w:lang w:val="zh_TW" w:bidi="zh_TW"/>
         </w:rPr>
         <w:t>；</w:t>
       </w:r>
-      <w:hyperlink r:id="rId18">
-        <w:r>
-          <w:rPr>
-            <w:lang w:val="zh_TW" w:bidi="zh_TW"/>
-          </w:rPr>
-          <w:rPr>
-            <w:color w:val="0000EE"/>
-            <w:u w:val="single"/>
-          </w:rPr>
-          <w:t>可15:40–47</w:t>
-        </w:r>
-      </w:hyperlink>
+      <w:r>
+        <w:rPr>
+          <w:lang w:val="zh_TW" w:bidi="zh_TW"/>
+        </w:rPr>
+        <w:t>可15:40–47</w:t>
+      </w:r>
       <w:r>
         <w:rPr>
           <w:lang w:val="zh_TW" w:bidi="zh_TW"/>
         </w:rPr>
         <w:t>；另見</w:t>
       </w:r>
-      <w:hyperlink r:id="rId20">
-        <w:r>
-          <w:rPr>
-            <w:lang w:val="zh_TW" w:bidi="zh_TW"/>
-          </w:rPr>
-          <w:rPr>
-            <w:color w:val="0000EE"/>
-            <w:u w:val="single"/>
-          </w:rPr>
-          <w:t>路23:49、</w:t>
-        </w:r>
-      </w:hyperlink>
-      <w:hyperlink r:id="rId30">
-        <w:r>
-          <w:rPr>
-            <w:lang w:val="zh_TW" w:bidi="zh_TW"/>
-          </w:rPr>
-          <w:rPr>
-            <w:color w:val="0000EE"/>
-            <w:u w:val="single"/>
-          </w:rPr>
-          <w:t>55</w:t>
-        </w:r>
-      </w:hyperlink>
+      <w:r>
+        <w:rPr>
+          <w:lang w:val="zh_TW" w:bidi="zh_TW"/>
+        </w:rPr>
+        <w:t>路23:49、</w:t>
+      </w:r>
+      <w:r>
+        <w:rPr>
+          <w:lang w:val="zh_TW" w:bidi="zh_TW"/>
+        </w:rPr>
+        <w:t>55</w:t>
+      </w:r>
       <w:r>
         <w:rPr>
           <w:lang w:val="zh_TW" w:bidi="zh_TW"/>
         </w:rPr>
         <w:t>）。如同抹大拉的馬利亞一樣，她也是最早聽聞耶穌復活的人之一（</w:t>
       </w:r>
-      <w:hyperlink r:id="rId22">
-        <w:r>
-          <w:rPr>
-            <w:lang w:val="zh_TW" w:bidi="zh_TW"/>
-          </w:rPr>
-          <w:rPr>
-            <w:color w:val="0000EE"/>
-            <w:u w:val="single"/>
-          </w:rPr>
-          <w:t>太28:1–8</w:t>
-        </w:r>
-      </w:hyperlink>
+      <w:r>
+        <w:rPr>
+          <w:lang w:val="zh_TW" w:bidi="zh_TW"/>
+        </w:rPr>
+        <w:t>太28:1–8</w:t>
+      </w:r>
       <w:r>
         <w:rPr>
           <w:lang w:val="zh_TW" w:bidi="zh_TW"/>
         </w:rPr>
         <w:t>；</w:t>
       </w:r>
-      <w:hyperlink r:id="rId23">
-        <w:r>
-          <w:rPr>
-            <w:lang w:val="zh_TW" w:bidi="zh_TW"/>
-          </w:rPr>
-          <w:rPr>
-            <w:color w:val="0000EE"/>
-            <w:u w:val="single"/>
-          </w:rPr>
-          <w:t>可16:1–8</w:t>
-        </w:r>
-      </w:hyperlink>
+      <w:r>
+        <w:rPr>
+          <w:lang w:val="zh_TW" w:bidi="zh_TW"/>
+        </w:rPr>
+        <w:t>可16:1–8</w:t>
+      </w:r>
       <w:r>
         <w:rPr>
           <w:lang w:val="zh_TW" w:bidi="zh_TW"/>
         </w:rPr>
         <w:t>；</w:t>
       </w:r>
-      <w:hyperlink r:id="rId24">
-        <w:r>
-          <w:rPr>
-            <w:lang w:val="zh_TW" w:bidi="zh_TW"/>
-          </w:rPr>
-          <w:rPr>
-            <w:color w:val="0000EE"/>
-            <w:u w:val="single"/>
-          </w:rPr>
-          <w:t>路24:1–11</w:t>
-        </w:r>
-      </w:hyperlink>
+      <w:r>
+        <w:rPr>
+          <w:lang w:val="zh_TW" w:bidi="zh_TW"/>
+        </w:rPr>
+        <w:t>路24:1–11</w:t>
+      </w:r>
       <w:r>
         <w:rPr>
           <w:lang w:val="zh_TW" w:bidi="zh_TW"/>
         </w:rPr>
         <w:t>）。她也是第一批見到復活耶穌的人之一（</w:t>
       </w:r>
-      <w:hyperlink r:id="rId26">
-        <w:r>
-          <w:rPr>
-            <w:lang w:val="zh_TW" w:bidi="zh_TW"/>
-          </w:rPr>
-          <w:rPr>
-            <w:color w:val="0000EE"/>
-            <w:u w:val="single"/>
-          </w:rPr>
-          <w:t>太28:9–10</w:t>
-        </w:r>
-      </w:hyperlink>
+      <w:r>
+        <w:rPr>
+          <w:lang w:val="zh_TW" w:bidi="zh_TW"/>
+        </w:rPr>
+        <w:t>太28:9–10</w:t>
+      </w:r>
       <w:r>
         <w:rPr>
           <w:lang w:val="zh_TW" w:bidi="zh_TW"/>
@@ -738,108 +588,72 @@
         </w:rPr>
         <w:t>是馬大和拉撒路的姊妹。耶穌深愛他們的家庭（</w:t>
       </w:r>
-      <w:hyperlink r:id="rId31">
-        <w:r>
-          <w:rPr>
-            <w:lang w:val="zh_TW" w:bidi="zh_TW"/>
-          </w:rPr>
-          <w:rPr>
-            <w:color w:val="0000EE"/>
-            <w:u w:val="single"/>
-          </w:rPr>
-          <w:t>約11:5</w:t>
-        </w:r>
-      </w:hyperlink>
+      <w:r>
+        <w:rPr>
+          <w:lang w:val="zh_TW" w:bidi="zh_TW"/>
+        </w:rPr>
+        <w:t>約11:5</w:t>
+      </w:r>
       <w:r>
         <w:rPr>
           <w:lang w:val="zh_TW" w:bidi="zh_TW"/>
         </w:rPr>
         <w:t>）。耶穌讚揚馬利亞渴慕向祂學習的心（</w:t>
       </w:r>
-      <w:hyperlink r:id="rId32">
-        <w:r>
-          <w:rPr>
-            <w:lang w:val="zh_TW" w:bidi="zh_TW"/>
-          </w:rPr>
-          <w:rPr>
-            <w:color w:val="0000EE"/>
-            <w:u w:val="single"/>
-          </w:rPr>
-          <w:t>路10:38–42</w:t>
-        </w:r>
-      </w:hyperlink>
+      <w:r>
+        <w:rPr>
+          <w:lang w:val="zh_TW" w:bidi="zh_TW"/>
+        </w:rPr>
+        <w:t>路10:38–42</w:t>
+      </w:r>
       <w:r>
         <w:rPr>
           <w:lang w:val="zh_TW" w:bidi="zh_TW"/>
         </w:rPr>
         <w:t>）。耶穌曾使她的兄弟拉撒路從死裡復活（</w:t>
       </w:r>
-      <w:hyperlink r:id="rId33">
-        <w:r>
-          <w:rPr>
-            <w:lang w:val="zh_TW" w:bidi="zh_TW"/>
-          </w:rPr>
-          <w:rPr>
-            <w:color w:val="0000EE"/>
-            <w:u w:val="single"/>
-          </w:rPr>
-          <w:t>約11:32–45</w:t>
-        </w:r>
-      </w:hyperlink>
+      <w:r>
+        <w:rPr>
+          <w:lang w:val="zh_TW" w:bidi="zh_TW"/>
+        </w:rPr>
+        <w:t>約11:32–45</w:t>
+      </w:r>
       <w:r>
         <w:rPr>
           <w:lang w:val="zh_TW" w:bidi="zh_TW"/>
         </w:rPr>
         <w:t>），不久之後，馬利亞用非常昂貴的香膏膏抹耶穌的腳，有人批評這是浪費的行動，耶穌為她辯護（</w:t>
       </w:r>
-      <w:hyperlink r:id="rId34">
-        <w:r>
-          <w:rPr>
-            <w:lang w:val="zh_TW" w:bidi="zh_TW"/>
-          </w:rPr>
-          <w:rPr>
-            <w:color w:val="0000EE"/>
-            <w:u w:val="single"/>
-          </w:rPr>
-          <w:t>約12:1–11</w:t>
-        </w:r>
-      </w:hyperlink>
+      <w:r>
+        <w:rPr>
+          <w:lang w:val="zh_TW" w:bidi="zh_TW"/>
+        </w:rPr>
+        <w:t>約12:1–11</w:t>
+      </w:r>
       <w:r>
         <w:rPr>
           <w:lang w:val="zh_TW" w:bidi="zh_TW"/>
         </w:rPr>
         <w:t>；參</w:t>
       </w:r>
-      <w:hyperlink r:id="rId35">
-        <w:r>
-          <w:rPr>
-            <w:lang w:val="zh_TW" w:bidi="zh_TW"/>
-          </w:rPr>
-          <w:rPr>
-            <w:color w:val="0000EE"/>
-            <w:u w:val="single"/>
-          </w:rPr>
-          <w:t>太26:6–13</w:t>
-        </w:r>
-      </w:hyperlink>
+      <w:r>
+        <w:rPr>
+          <w:lang w:val="zh_TW" w:bidi="zh_TW"/>
+        </w:rPr>
+        <w:t>太26:6–13</w:t>
+      </w:r>
       <w:r>
         <w:rPr>
           <w:lang w:val="zh_TW" w:bidi="zh_TW"/>
         </w:rPr>
         <w:t>；</w:t>
       </w:r>
-      <w:hyperlink r:id="rId36">
-        <w:r>
-          <w:rPr>
-            <w:lang w:val="zh_TW" w:bidi="zh_TW"/>
-          </w:rPr>
-          <w:rPr>
-            <w:color w:val="0000EE"/>
-            <w:u w:val="single"/>
-          </w:rPr>
-          <w:t>可14:3–9</w:t>
-        </w:r>
-      </w:hyperlink>
+      <w:r>
+        <w:rPr>
+          <w:lang w:val="zh_TW" w:bidi="zh_TW"/>
+        </w:rPr>
+        <w:t>可14:3–9</w:t>
+      </w:r>
       <w:r>
         <w:rPr>
           <w:lang w:val="zh_TW" w:bidi="zh_TW"/>
@@ -871,18 +685,12 @@
         </w:rPr>
         <w:t>是見證耶穌被釘十字架的婦女之一（</w:t>
       </w:r>
-      <w:hyperlink r:id="rId19">
-        <w:r>
-          <w:rPr>
-            <w:lang w:val="zh_TW" w:bidi="zh_TW"/>
-          </w:rPr>
-          <w:rPr>
-            <w:color w:val="0000EE"/>
-            <w:u w:val="single"/>
-          </w:rPr>
-          <w:t>約19:25</w:t>
-        </w:r>
-      </w:hyperlink>
+      <w:r>
+        <w:rPr>
+          <w:lang w:val="zh_TW" w:bidi="zh_TW"/>
+        </w:rPr>
+        <w:t>約19:25</w:t>
+      </w:r>
       <w:r>
         <w:rPr>
           <w:lang w:val="zh_TW" w:bidi="zh_TW"/>
@@ -912,228 +720,144 @@
           <w:lang w:val="zh_TW" w:bidi="zh_TW"/>
         </w:rPr>
       </w:r>
-      <w:hyperlink r:id="rId17">
-        <w:r>
-          <w:rPr>
-            <w:lang w:val="zh_TW" w:bidi="zh_TW"/>
-          </w:rPr>
-          <w:rPr>
-            <w:color w:val="0000EE"/>
-            <w:u w:val="single"/>
-          </w:rPr>
-          <w:t>太27:55–61</w:t>
-        </w:r>
-      </w:hyperlink>
+      <w:r>
+        <w:rPr>
+          <w:lang w:val="zh_TW" w:bidi="zh_TW"/>
+        </w:rPr>
+        <w:t>太27:55–61</w:t>
+      </w:r>
       <w:r>
         <w:rPr>
           <w:lang w:val="zh_TW" w:bidi="zh_TW"/>
         </w:rPr>
         <w:t>，</w:t>
       </w:r>
-      <w:hyperlink r:id="rId37">
-        <w:r>
-          <w:rPr>
-            <w:lang w:val="zh_TW" w:bidi="zh_TW"/>
-          </w:rPr>
-          <w:rPr>
-            <w:color w:val="0000EE"/>
-            <w:u w:val="single"/>
-          </w:rPr>
-          <w:t>28:1；</w:t>
-        </w:r>
-      </w:hyperlink>
-      <w:hyperlink r:id="rId18">
-        <w:r>
-          <w:rPr>
-            <w:lang w:val="zh_TW" w:bidi="zh_TW"/>
-          </w:rPr>
-          <w:rPr>
-            <w:color w:val="0000EE"/>
-            <w:u w:val="single"/>
-          </w:rPr>
-          <w:t>可15:40–47</w:t>
-        </w:r>
-      </w:hyperlink>
+      <w:r>
+        <w:rPr>
+          <w:lang w:val="zh_TW" w:bidi="zh_TW"/>
+        </w:rPr>
+        <w:t>28:1；</w:t>
+      </w:r>
+      <w:r>
+        <w:rPr>
+          <w:lang w:val="zh_TW" w:bidi="zh_TW"/>
+        </w:rPr>
+        <w:t>可15:40–47</w:t>
+      </w:r>
       <w:r>
         <w:rPr>
           <w:lang w:val="zh_TW" w:bidi="zh_TW"/>
         </w:rPr>
         <w:t>，</w:t>
       </w:r>
-      <w:hyperlink r:id="rId38">
-        <w:r>
-          <w:rPr>
-            <w:lang w:val="zh_TW" w:bidi="zh_TW"/>
-          </w:rPr>
-          <w:rPr>
-            <w:color w:val="0000EE"/>
-            <w:u w:val="single"/>
-          </w:rPr>
-          <w:t>16:1–11；</w:t>
-        </w:r>
-      </w:hyperlink>
-      <w:hyperlink r:id="rId39">
-        <w:r>
-          <w:rPr>
-            <w:lang w:val="zh_TW" w:bidi="zh_TW"/>
-          </w:rPr>
-          <w:rPr>
-            <w:color w:val="0000EE"/>
-            <w:u w:val="single"/>
-          </w:rPr>
-          <w:t>路8:2–3</w:t>
-        </w:r>
-      </w:hyperlink>
+      <w:r>
+        <w:rPr>
+          <w:lang w:val="zh_TW" w:bidi="zh_TW"/>
+        </w:rPr>
+        <w:t>16:1–11；</w:t>
+      </w:r>
+      <w:r>
+        <w:rPr>
+          <w:lang w:val="zh_TW" w:bidi="zh_TW"/>
+        </w:rPr>
+        <w:t>路8:2–3</w:t>
+      </w:r>
       <w:r>
         <w:rPr>
           <w:lang w:val="zh_TW" w:bidi="zh_TW"/>
         </w:rPr>
         <w:t>，</w:t>
       </w:r>
-      <w:hyperlink r:id="rId32">
-        <w:r>
-          <w:rPr>
-            <w:lang w:val="zh_TW" w:bidi="zh_TW"/>
-          </w:rPr>
-          <w:rPr>
-            <w:color w:val="0000EE"/>
-            <w:u w:val="single"/>
-          </w:rPr>
-          <w:t>10:38–42</w:t>
-        </w:r>
-      </w:hyperlink>
+      <w:r>
+        <w:rPr>
+          <w:lang w:val="zh_TW" w:bidi="zh_TW"/>
+        </w:rPr>
+        <w:t>10:38–42</w:t>
+      </w:r>
       <w:r>
         <w:rPr>
           <w:lang w:val="zh_TW" w:bidi="zh_TW"/>
         </w:rPr>
         <w:t>，</w:t>
       </w:r>
-      <w:hyperlink r:id="rId40">
-        <w:r>
-          <w:rPr>
-            <w:lang w:val="zh_TW" w:bidi="zh_TW"/>
-          </w:rPr>
-          <w:rPr>
-            <w:color w:val="0000EE"/>
-            <w:u w:val="single"/>
-          </w:rPr>
-          <w:t>24:1–10；</w:t>
-        </w:r>
-      </w:hyperlink>
-      <w:hyperlink r:id="rId41">
-        <w:r>
-          <w:rPr>
-            <w:lang w:val="zh_TW" w:bidi="zh_TW"/>
-          </w:rPr>
-          <w:rPr>
-            <w:color w:val="0000EE"/>
-            <w:u w:val="single"/>
-          </w:rPr>
-          <w:t>約11:1–6</w:t>
-        </w:r>
-      </w:hyperlink>
+      <w:r>
+        <w:rPr>
+          <w:lang w:val="zh_TW" w:bidi="zh_TW"/>
+        </w:rPr>
+        <w:t>24:1–10；</w:t>
+      </w:r>
+      <w:r>
+        <w:rPr>
+          <w:lang w:val="zh_TW" w:bidi="zh_TW"/>
+        </w:rPr>
+        <w:t>約11:1–6</w:t>
+      </w:r>
       <w:r>
         <w:rPr>
           <w:lang w:val="zh_TW" w:bidi="zh_TW"/>
         </w:rPr>
         <w:t>、</w:t>
       </w:r>
-      <w:hyperlink r:id="rId42">
-        <w:r>
-          <w:rPr>
-            <w:lang w:val="zh_TW" w:bidi="zh_TW"/>
-          </w:rPr>
-          <w:rPr>
-            <w:color w:val="0000EE"/>
-            <w:u w:val="single"/>
-          </w:rPr>
-          <w:t>17–24</w:t>
-        </w:r>
-      </w:hyperlink>
+      <w:r>
+        <w:rPr>
+          <w:lang w:val="zh_TW" w:bidi="zh_TW"/>
+        </w:rPr>
+        <w:t>17–24</w:t>
+      </w:r>
       <w:r>
         <w:rPr>
           <w:lang w:val="zh_TW" w:bidi="zh_TW"/>
         </w:rPr>
         <w:t>，</w:t>
       </w:r>
-      <w:hyperlink r:id="rId43">
-        <w:r>
-          <w:rPr>
-            <w:lang w:val="zh_TW" w:bidi="zh_TW"/>
-          </w:rPr>
-          <w:rPr>
-            <w:color w:val="0000EE"/>
-            <w:u w:val="single"/>
-          </w:rPr>
-          <w:t>12:3–8</w:t>
-        </w:r>
-      </w:hyperlink>
+      <w:r>
+        <w:rPr>
+          <w:lang w:val="zh_TW" w:bidi="zh_TW"/>
+        </w:rPr>
+        <w:t>12:3–8</w:t>
+      </w:r>
       <w:r>
         <w:rPr>
           <w:lang w:val="zh_TW" w:bidi="zh_TW"/>
         </w:rPr>
         <w:t>，</w:t>
       </w:r>
-      <w:hyperlink r:id="rId19">
-        <w:r>
-          <w:rPr>
-            <w:lang w:val="zh_TW" w:bidi="zh_TW"/>
-          </w:rPr>
-          <w:rPr>
-            <w:color w:val="0000EE"/>
-            <w:u w:val="single"/>
-          </w:rPr>
-          <w:t>19:25</w:t>
-        </w:r>
-      </w:hyperlink>
+      <w:r>
+        <w:rPr>
+          <w:lang w:val="zh_TW" w:bidi="zh_TW"/>
+        </w:rPr>
+        <w:t>19:25</w:t>
+      </w:r>
       <w:r>
         <w:rPr>
           <w:lang w:val="zh_TW" w:bidi="zh_TW"/>
         </w:rPr>
         <w:t>，</w:t>
       </w:r>
-      <w:hyperlink r:id="rId28">
-        <w:r>
-          <w:rPr>
-            <w:lang w:val="zh_TW" w:bidi="zh_TW"/>
-          </w:rPr>
-          <w:rPr>
-            <w:color w:val="0000EE"/>
-            <w:u w:val="single"/>
-          </w:rPr>
-          <w:t>20:1–2</w:t>
-        </w:r>
-      </w:hyperlink>
+      <w:r>
+        <w:rPr>
+          <w:lang w:val="zh_TW" w:bidi="zh_TW"/>
+        </w:rPr>
+        <w:t>20:1–2</w:t>
+      </w:r>
       <w:r>
         <w:rPr>
           <w:lang w:val="zh_TW" w:bidi="zh_TW"/>
         </w:rPr>
         <w:t>、</w:t>
       </w:r>
-      <w:hyperlink r:id="rId29">
-        <w:r>
-          <w:rPr>
-            <w:lang w:val="zh_TW" w:bidi="zh_TW"/>
-          </w:rPr>
-          <w:rPr>
-            <w:color w:val="0000EE"/>
-            <w:u w:val="single"/>
-          </w:rPr>
-          <w:t>11–18；</w:t>
-        </w:r>
-      </w:hyperlink>
-      <w:hyperlink r:id="rId44">
-        <w:r>
-          <w:rPr>
-            <w:lang w:val="zh_TW" w:bidi="zh_TW"/>
-          </w:rPr>
-          <w:rPr>
-            <w:color w:val="0000EE"/>
-            <w:u w:val="single"/>
-          </w:rPr>
-          <w:t>徒12:12</w:t>
-        </w:r>
-      </w:hyperlink>
+      <w:r>
+        <w:rPr>
+          <w:lang w:val="zh_TW" w:bidi="zh_TW"/>
+        </w:rPr>
+        <w:t>11–18；</w:t>
+      </w:r>
+      <w:r>
+        <w:rPr>
+          <w:lang w:val="zh_TW" w:bidi="zh_TW"/>
+        </w:rPr>
+        <w:t>徒12:12</w:t>
+      </w:r>
       <w:r>
         <w:rPr>
           <w:lang w:val="zh_TW" w:bidi="zh_TW"/>
